--- a/Opgave 1 Zorgverzekering/Opgave 1 Zorgverzekering – vragen.docx
+++ b/Opgave 1 Zorgverzekering/Opgave 1 Zorgverzekering – vragen.docx
@@ -36,7 +36,7 @@
     </w:p>
     <w:p>
       <w:pPr>
-        <w:spacing w:after="240"/>
+        <w:spacing w:after="120"/>
       </w:pPr>
       <w:r>
         <w:rPr>
@@ -65,11 +65,6 @@
     <w:p>
       <w:pPr>
         <w:spacing w:after="80"/>
-      </w:pPr>
-    </w:p>
-    <w:p>
-      <w:pPr>
-        <w:spacing w:after="120"/>
       </w:pPr>
     </w:p>
     <w:tbl>
@@ -212,7 +207,7 @@
     </w:p>
     <w:p>
       <w:pPr>
-        <w:spacing w:after="160"/>
+        <w:spacing w:after="60"/>
       </w:pPr>
     </w:p>
     <w:p>
@@ -232,11 +227,6 @@
     <w:p>
       <w:pPr>
         <w:spacing w:after="80"/>
-      </w:pPr>
-    </w:p>
-    <w:p>
-      <w:pPr>
-        <w:spacing w:after="120"/>
       </w:pPr>
     </w:p>
     <w:tbl>
@@ -421,7 +411,7 @@
     </w:p>
     <w:p>
       <w:pPr>
-        <w:spacing w:after="160"/>
+        <w:spacing w:after="60"/>
       </w:pPr>
     </w:p>
     <w:p>
@@ -774,11 +764,6 @@
         <w:spacing w:after="80"/>
       </w:pPr>
     </w:p>
-    <w:p>
-      <w:pPr>
-        <w:spacing w:after="120"/>
-      </w:pPr>
-    </w:p>
     <w:tbl>
       <w:tblPr>
         <w:tblW w:type="dxa" w:w="2400"/>
@@ -975,7 +960,7 @@
     </w:p>
     <w:p>
       <w:pPr>
-        <w:spacing w:after="160"/>
+        <w:spacing w:after="60"/>
       </w:pPr>
     </w:p>
     <w:p>
@@ -995,11 +980,6 @@
     <w:p>
       <w:pPr>
         <w:spacing w:after="80"/>
-      </w:pPr>
-    </w:p>
-    <w:p>
-      <w:pPr>
-        <w:spacing w:after="120"/>
       </w:pPr>
     </w:p>
     <w:tbl>
@@ -1184,7 +1164,7 @@
     </w:p>
     <w:p>
       <w:pPr>
-        <w:spacing w:after="160"/>
+        <w:spacing w:after="60"/>
       </w:pPr>
     </w:p>
     <w:p>
@@ -1204,11 +1184,6 @@
     <w:p>
       <w:pPr>
         <w:spacing w:after="80"/>
-      </w:pPr>
-    </w:p>
-    <w:p>
-      <w:pPr>
-        <w:spacing w:after="120"/>
       </w:pPr>
     </w:p>
     <w:tbl>
@@ -1393,7 +1368,7 @@
     </w:p>
     <w:p>
       <w:pPr>
-        <w:spacing w:after="160"/>
+        <w:spacing w:after="60"/>
       </w:pPr>
     </w:p>
     <w:p>
@@ -1413,11 +1388,6 @@
     <w:p>
       <w:pPr>
         <w:spacing w:after="80"/>
-      </w:pPr>
-    </w:p>
-    <w:p>
-      <w:pPr>
-        <w:spacing w:after="120"/>
       </w:pPr>
     </w:p>
     <w:tbl>
